--- a/de/wisdom-stories/shepherds-word.docx
+++ b/de/wisdom-stories/shepherds-word.docx
@@ -118,7 +118,7 @@
         <w:rPr>
           <w:lang/>
         </w:rPr>
-        <w:t>Die Worte des Hirten sprachen sich im ganzen Dorf herum. Der Gutsherr verlor das Ansehen der Dorfbewohner, und sie scheuten sich zunehmend, Geschäfte mit ihm zu machen. Schließlich begriff auch er: Der Wert eines Menschen bemisst sich nicht nach seinem Besitz oder seiner Stellung, sondern danach, ob er zu seinem Wort steht.</w:t>
+        <w:t>Die Worte des Hirten sprachen sich im ganzen Dorf herum. Der Gutsherr verlor sein Ansehen bei den Dorfbewohnern, und sie scheuten sich zunehmend, Geschäfte mit ihm zu machen. Schließlich begriff auch er: Der Wert eines Menschen bemisst sich nicht nach seinem Besitz oder seiner Stellung, sondern danach, ob er zu seinem Wort steht.</w:t>
       </w:r>
     </w:p>
     <w:p>
